--- a/pr-preview/pr-191/chapters/notation-tracked-changes.docx
+++ b/pr-preview/pr-191/chapters/notation-tracked-changes.docx
@@ -26,7 +26,7 @@
       </w:pPr>
       <w:ins w:id="2" w:author="PR Preview" w:date="2026-01-01T00:00:00Z">
         <w:r>
-          <w:t xml:space="preserve">Last modified: 2026-10-14 01:31:37 (PDT)</w:t>
+          <w:t xml:space="preserve">Last modified: 2026-10-14 01:45:19 (PDT)</w:t>
         </w:r>
       </w:ins>
     </w:p>

--- a/pr-preview/pr-191/chapters/notation-tracked-changes.docx
+++ b/pr-preview/pr-191/chapters/notation-tracked-changes.docx
@@ -16,7 +16,7 @@
       </w:pPr>
       <w:del w:id="1" w:author="PR Preview" w:date="2026-01-01T00:00:00Z">
         <w:r>
-          <w:delText xml:space="preserve">Last modified: 2026-10-13 21:04:16 (PDT)</w:delText>
+          <w:delText xml:space="preserve">Last modified: 2026-10-14 02:26:37 (PDT)</w:delText>
         </w:r>
       </w:del>
     </w:p>
@@ -26,7 +26,7 @@
       </w:pPr>
       <w:ins w:id="2" w:author="PR Preview" w:date="2026-01-01T00:00:00Z">
         <w:r>
-          <w:t xml:space="preserve">Last modified: 2026-10-14 01:45:19 (PDT)</w:t>
+          <w:t xml:space="preserve">Last modified: 2026-10-14 02:26:48 (PDT)</w:t>
         </w:r>
       </w:ins>
     </w:p>
@@ -7220,6 +7220,423 @@
       </w:r>
       <w:r>
         <w:t xml:space="preserve">, for a value.</w:t>
+      </w:r>
+    </w:p>
+    <w:p>
+      <w:pPr>
+        <w:pStyle w:val="FirstParagraph"/>
+      </w:pPr>
+      <w:r>
+        <w:t xml:space="preserve">In machine learning notes, the prediction function is</w:t>
+      </w:r>
+      <w:r>
+        <w:t xml:space="preserve"> </w:t>
+      </w:r>
+      <m:oMath>
+        <m:r>
+          <m:t>h</m:t>
+        </m:r>
+      </m:oMath>
+      <w:r>
+        <w:t xml:space="preserve">,</w:t>
+      </w:r>
+      <w:r>
+        <w:t xml:space="preserve"> </w:t>
+      </w:r>
+      <w:r>
+        <w:t xml:space="preserve">and its value at the</w:t>
+      </w:r>
+      <w:r>
+        <w:t xml:space="preserve"> </w:t>
+      </w:r>
+      <m:oMath>
+        <m:r>
+          <m:t>i</m:t>
+        </m:r>
+      </m:oMath>
+      <w:r>
+        <w:t xml:space="preserve">-th observed input is the</w:t>
+      </w:r>
+      <w:r>
+        <w:t xml:space="preserve"> </w:t>
+      </w:r>
+      <w:r>
+        <w:rPr>
+          <w:b/>
+          <w:bCs/>
+        </w:rPr>
+        <w:t xml:space="preserve">fitted value</w:t>
+      </w:r>
+      <w:r>
+        <w:t xml:space="preserve">.</w:t>
+      </w:r>
+      <w:r>
+        <w:t xml:space="preserve"> </w:t>
+      </w:r>
+      <w:r>
+        <w:t xml:space="preserve">Define it once as</w:t>
+      </w:r>
+      <w:r>
+        <w:t xml:space="preserve"> </w:t>
+      </w:r>
+      <m:oMath>
+        <m:sSub>
+          <m:e>
+            <m:acc>
+              <m:accPr>
+                <m:chr m:val="̂"/>
+              </m:accPr>
+              <m:e>
+                <m:r>
+                  <m:t>y</m:t>
+                </m:r>
+              </m:e>
+            </m:acc>
+          </m:e>
+          <m:sub>
+            <m:r>
+              <m:t>i</m:t>
+            </m:r>
+          </m:sub>
+        </m:sSub>
+        <m:r>
+          <m:rPr>
+            <m:sty m:val="p"/>
+          </m:rPr>
+          <m:t>=</m:t>
+        </m:r>
+        <m:r>
+          <m:t>h</m:t>
+        </m:r>
+        <m:r>
+          <m:rPr>
+            <m:sty m:val="p"/>
+          </m:rPr>
+          <m:t>(</m:t>
+        </m:r>
+        <m:sSub>
+          <m:e>
+            <m:r>
+              <m:t>x</m:t>
+            </m:r>
+          </m:e>
+          <m:sub>
+            <m:r>
+              <m:t>i</m:t>
+            </m:r>
+          </m:sub>
+        </m:sSub>
+        <m:r>
+          <m:rPr>
+            <m:sty m:val="p"/>
+          </m:rPr>
+          <m:t>)</m:t>
+        </m:r>
+      </m:oMath>
+      <w:r>
+        <w:t xml:space="preserve">,</w:t>
+      </w:r>
+      <w:r>
+        <w:t xml:space="preserve"> </w:t>
+      </w:r>
+      <w:r>
+        <w:t xml:space="preserve">then print</w:t>
+      </w:r>
+      <w:r>
+        <w:t xml:space="preserve"> </w:t>
+      </w:r>
+      <m:oMath>
+        <m:sSub>
+          <m:e>
+            <m:acc>
+              <m:accPr>
+                <m:chr m:val="̂"/>
+              </m:accPr>
+              <m:e>
+                <m:r>
+                  <m:t>y</m:t>
+                </m:r>
+              </m:e>
+            </m:acc>
+          </m:e>
+          <m:sub>
+            <m:r>
+              <m:t>i</m:t>
+            </m:r>
+          </m:sub>
+        </m:sSub>
+      </m:oMath>
+      <w:r>
+        <w:t xml:space="preserve">, not</w:t>
+      </w:r>
+      <w:r>
+        <w:t xml:space="preserve"> </w:t>
+      </w:r>
+      <m:oMath>
+        <m:r>
+          <m:t>h</m:t>
+        </m:r>
+        <m:r>
+          <m:rPr>
+            <m:sty m:val="p"/>
+          </m:rPr>
+          <m:t>(</m:t>
+        </m:r>
+        <m:sSub>
+          <m:e>
+            <m:r>
+              <m:t>x</m:t>
+            </m:r>
+          </m:e>
+          <m:sub>
+            <m:r>
+              <m:t>i</m:t>
+            </m:r>
+          </m:sub>
+        </m:sSub>
+        <m:r>
+          <m:rPr>
+            <m:sty m:val="p"/>
+          </m:rPr>
+          <m:t>)</m:t>
+        </m:r>
+      </m:oMath>
+      <w:r>
+        <w:t xml:space="preserve">,</w:t>
+      </w:r>
+      <w:r>
+        <w:t xml:space="preserve"> </w:t>
+      </w:r>
+      <w:r>
+        <w:t xml:space="preserve">wherever the fitted value appears in a loss, a residual or a risk sum.</w:t>
+      </w:r>
+      <w:r>
+        <w:t xml:space="preserve"> </w:t>
+      </w:r>
+      <w:r>
+        <w:t xml:space="preserve">Keep</w:t>
+      </w:r>
+      <w:r>
+        <w:t xml:space="preserve"> </w:t>
+      </w:r>
+      <m:oMath>
+        <m:r>
+          <m:t>h</m:t>
+        </m:r>
+        <m:r>
+          <m:rPr>
+            <m:sty m:val="p"/>
+          </m:rPr>
+          <m:t>(</m:t>
+        </m:r>
+        <m:r>
+          <m:t>x</m:t>
+        </m:r>
+        <m:r>
+          <m:rPr>
+            <m:sty m:val="p"/>
+          </m:rPr>
+          <m:t>)</m:t>
+        </m:r>
+      </m:oMath>
+      <w:r>
+        <w:t xml:space="preserve"> </w:t>
+      </w:r>
+      <w:r>
+        <w:t xml:space="preserve">where</w:t>
+      </w:r>
+      <w:r>
+        <w:t xml:space="preserve"> </w:t>
+      </w:r>
+      <m:oMath>
+        <m:r>
+          <m:t>h</m:t>
+        </m:r>
+      </m:oMath>
+      <w:r>
+        <w:t xml:space="preserve"> </w:t>
+      </w:r>
+      <w:r>
+        <w:t xml:space="preserve">itself is the subject,</w:t>
+      </w:r>
+      <w:r>
+        <w:t xml:space="preserve"> </w:t>
+      </w:r>
+      <w:r>
+        <w:t xml:space="preserve">as in</w:t>
+      </w:r>
+      <w:r>
+        <w:t xml:space="preserve"> </w:t>
+      </w:r>
+      <w:r>
+        <w:t xml:space="preserve">“the linear function</w:t>
+      </w:r>
+      <w:r>
+        <w:t xml:space="preserve"> </w:t>
+      </w:r>
+      <m:oMath>
+        <m:r>
+          <m:t>h</m:t>
+        </m:r>
+        <m:r>
+          <m:rPr>
+            <m:sty m:val="p"/>
+          </m:rPr>
+          <m:t>(</m:t>
+        </m:r>
+        <m:r>
+          <m:t>x</m:t>
+        </m:r>
+        <m:r>
+          <m:rPr>
+            <m:sty m:val="p"/>
+          </m:rPr>
+          <m:t>)</m:t>
+        </m:r>
+        <m:r>
+          <m:rPr>
+            <m:sty m:val="p"/>
+          </m:rPr>
+          <m:t>=</m:t>
+        </m:r>
+        <m:sSub>
+          <m:e>
+            <m:r>
+              <m:t>β</m:t>
+            </m:r>
+          </m:e>
+          <m:sub>
+            <m:r>
+              <m:t>0</m:t>
+            </m:r>
+          </m:sub>
+        </m:sSub>
+        <m:r>
+          <m:rPr>
+            <m:sty m:val="p"/>
+          </m:rPr>
+          <m:t>+</m:t>
+        </m:r>
+        <m:sSub>
+          <m:e>
+            <m:r>
+              <m:t>β</m:t>
+            </m:r>
+          </m:e>
+          <m:sub>
+            <m:r>
+              <m:t>x</m:t>
+            </m:r>
+          </m:sub>
+        </m:sSub>
+        <m:r>
+          <m:t>x</m:t>
+        </m:r>
+      </m:oMath>
+      <w:r>
+        <w:t xml:space="preserve">”</w:t>
+      </w:r>
+      <w:r>
+        <w:t xml:space="preserve">,</w:t>
+      </w:r>
+      <w:r>
+        <w:t xml:space="preserve"> </w:t>
+      </w:r>
+      <w:r>
+        <w:t xml:space="preserve">and where the output is not a prediction of</w:t>
+      </w:r>
+      <w:r>
+        <w:t xml:space="preserve"> </w:t>
+      </w:r>
+      <m:oMath>
+        <m:sSub>
+          <m:e>
+            <m:r>
+              <m:t>y</m:t>
+            </m:r>
+          </m:e>
+          <m:sub>
+            <m:r>
+              <m:t>i</m:t>
+            </m:r>
+          </m:sub>
+        </m:sSub>
+      </m:oMath>
+      <w:r>
+        <w:t xml:space="preserve">,</w:t>
+      </w:r>
+      <w:r>
+        <w:t xml:space="preserve"> </w:t>
+      </w:r>
+      <w:r>
+        <w:t xml:space="preserve">such as the decision score of a support vector machine</w:t>
+      </w:r>
+      <w:r>
+        <w:t xml:space="preserve"> </w:t>
+      </w:r>
+      <w:r>
+        <w:t xml:space="preserve">or a vector of class probabilities.</w:t>
+      </w:r>
+    </w:p>
+    <w:p>
+      <w:pPr>
+        <w:pStyle w:val="BodyText"/>
+      </w:pPr>
+      <w:r>
+        <w:t xml:space="preserve">In the source, a document that uses the shared macros</w:t>
+      </w:r>
+      <w:r>
+        <w:t xml:space="preserve"> </w:t>
+      </w:r>
+      <w:r>
+        <w:t xml:space="preserve">writes the fitted value with the macro for a predicted outcome,</w:t>
+      </w:r>
+      <w:r>
+        <w:t xml:space="preserve"> </w:t>
+      </w:r>
+      <w:r>
+        <w:rPr>
+          <w:rStyle w:val="VerbatimChar"/>
+        </w:rPr>
+        <w:t xml:space="preserve">\eoutvar</w:t>
+      </w:r>
+      <w:r>
+        <w:t xml:space="preserve"> </w:t>
+      </w:r>
+      <w:r>
+        <w:t xml:space="preserve">(see</w:t>
+      </w:r>
+      <w:r>
+        <w:t xml:space="preserve"> </w:t>
+      </w:r>
+      <w:hyperlink w:anchor="using-shared-macros">
+        <w:r>
+          <w:rPr>
+            <w:rStyle w:val="Hyperlink"/>
+          </w:rPr>
+          <w:t xml:space="preserve">Using shared macros</w:t>
+        </w:r>
+      </w:hyperlink>
+      <w:r>
+        <w:t xml:space="preserve">),</w:t>
+      </w:r>
+      <w:r>
+        <w:t xml:space="preserve"> </w:t>
+      </w:r>
+      <w:r>
+        <w:t xml:space="preserve">and a document without them may write</w:t>
+      </w:r>
+      <w:r>
+        <w:t xml:space="preserve"> </w:t>
+      </w:r>
+      <w:r>
+        <w:rPr>
+          <w:rStyle w:val="VerbatimChar"/>
+        </w:rPr>
+        <w:t xml:space="preserve">\hat{y}</w:t>
+      </w:r>
+      <w:r>
+        <w:t xml:space="preserve">.</w:t>
       </w:r>
     </w:p>
     <w:bookmarkEnd w:id="31"/>
